--- a/docs/phat-trien/Kien-truc-du-an.docx
+++ b/docs/phat-trien/Kien-truc-du-an.docx
@@ -3836,15 +3836,15 @@
         <w:t xml:space="preserve">VIEW_ALL</w:t>
       </w:r>
       <w:r>
-        <w:t xml:space="preserve"> (xem phiếu người khác), </w:t>
-      </w:r>
-      <w:r>
-        <w:rPr>
-          <w:rFonts w:ascii="Consolas" w:hAnsi="Consolas" w:cs="Consolas"/>
-          <w:color w:val="164E63"/>
-          <w:sz w:val="19"/>
-        </w:rPr>
-        <w:t xml:space="preserve">EDIT_PENDING</w:t>
+        <w:t xml:space="preserve"> (xem phiếu người khác) và các quyền trạng thái </w:t>
+      </w:r>
+      <w:r>
+        <w:rPr>
+          <w:rFonts w:ascii="Consolas" w:hAnsi="Consolas" w:cs="Consolas"/>
+          <w:color w:val="164E63"/>
+          <w:sz w:val="19"/>
+        </w:rPr>
+        <w:t xml:space="preserve">ST_PENDING</w:t>
       </w:r>
       <w:r>
         <w:t xml:space="preserve">, </w:t>
@@ -3855,7 +3855,7 @@
           <w:color w:val="164E63"/>
           <w:sz w:val="19"/>
         </w:rPr>
-        <w:t xml:space="preserve">EDIT_APPROVED</w:t>
+        <w:t xml:space="preserve">ST_APPROVED</w:t>
       </w:r>
       <w:r>
         <w:t xml:space="preserve">, </w:t>
@@ -3866,7 +3866,7 @@
           <w:color w:val="164E63"/>
           <w:sz w:val="19"/>
         </w:rPr>
-        <w:t xml:space="preserve">POST</w:t>
+        <w:t xml:space="preserve">ST_POSTED</w:t>
       </w:r>
       <w:r>
         <w:t xml:space="preserve">, </w:t>
@@ -3877,7 +3877,7 @@
           <w:color w:val="164E63"/>
           <w:sz w:val="19"/>
         </w:rPr>
-        <w:t xml:space="preserve">UNPOST</w:t>
+        <w:t xml:space="preserve">ST_UNPOST</w:t>
       </w:r>
       <w:r>
         <w:t xml:space="preserve">, </w:t>
@@ -3888,10 +3888,32 @@
           <w:color w:val="164E63"/>
           <w:sz w:val="19"/>
         </w:rPr>
-        <w:t xml:space="preserve">CANCEL</w:t>
-      </w:r>
-      <w:r>
-        <w:t xml:space="preserve">... Chứng từ khai trong </w:t>
+        <w:t xml:space="preserve">ST_CANCELLED</w:t>
+      </w:r>
+      <w:r>
+        <w:t xml:space="preserve"> (cấp riêng từng đơn vị cơ sở: mã </w:t>
+      </w:r>
+      <w:r>
+        <w:rPr>
+          <w:rFonts w:ascii="Consolas" w:hAnsi="Consolas" w:cs="Consolas"/>
+          <w:color w:val="164E63"/>
+          <w:sz w:val="19"/>
+        </w:rPr>
+        <w:t xml:space="preserve">{chức năng}:ST_POSTED@DVCS01</w:t>
+      </w:r>
+      <w:r>
+        <w:t xml:space="preserve">; xem </w:t>
+      </w:r>
+      <w:r>
+        <w:rPr>
+          <w:rFonts w:ascii="Consolas" w:hAnsi="Consolas" w:cs="Consolas"/>
+          <w:color w:val="164E63"/>
+          <w:sz w:val="19"/>
+        </w:rPr>
+        <w:t xml:space="preserve">docs/he-thong/trang-thai-chung-tu.md</w:t>
+      </w:r>
+      <w:r>
+        <w:t xml:space="preserve">)... Chứng từ khai trong </w:t>
       </w:r>
       <w:r>
         <w:rPr>
@@ -5962,7 +5984,7 @@
         <w:color w:val="667788"/>
         <w:sz w:val="17"/>
       </w:rPr>
-      <w:t xml:space="preserve">S-ERP - Kiến trúc và thiết kế dự án · Trang </w:t>
+      <w:t xml:space="preserve">S-ERP — Kiến trúc dự án · Trang </w:t>
     </w:r>
     <w:fldSimple w:instr="PAGE"/>
   </w:p>
